--- a/conference/word/main.docx
+++ b/conference/word/main.docx
@@ -3476,13 +3476,25 @@
         <w:pStyle w:val="BodyText"/>
       </w:pPr>
       <w:r>
-        <w:t xml:space="preserve">We additionally evaluate on five HIDSAG mineral subsets (GEOMET,</w:t>
-      </w:r>
-      <w:r>
-        <w:t xml:space="preserve"> </w:t>
-      </w:r>
-      <w:r>
-        <w:t xml:space="preserve">MINERAL1, MINERAL2, GEOCHEM, PORPHYRY) under the same four masks.</w:t>
+        <w:t xml:space="preserve">We additionally evaluate on five HIDSAG mineral subsets</w:t>
+      </w:r>
+      <w:r>
+        <w:t xml:space="preserve"> </w:t>
+      </w:r>
+      <w:r>
+        <w:t xml:space="preserve">(Ehrenfeld et al. 2023; Ehrenfeld 2023)</w:t>
+      </w:r>
+      <w:r>
+        <w:t xml:space="preserve"> </w:t>
+      </w:r>
+      <w:r>
+        <w:t xml:space="preserve">(GEOMET, MINERAL1, MINERAL2,</w:t>
+      </w:r>
+      <w:r>
+        <w:t xml:space="preserve"> </w:t>
+      </w:r>
+      <w:r>
+        <w:t xml:space="preserve">GEOCHEM, PORPHYRY) under the same four masks.</w:t>
       </w:r>
       <w:r>
         <w:t xml:space="preserve"> </w:t>
@@ -4542,7 +4554,7 @@
       <w:r>
         <w:drawing>
           <wp:inline>
-            <wp:extent cx="4572000" cy="3657600"/>
+            <wp:extent cx="5334000" cy="2592795"/>
             <wp:effectExtent b="0" l="0" r="0" t="0"/>
             <wp:docPr descr="" title="" id="23" name="Picture"/>
             <a:graphic>
@@ -4563,7 +4575,7 @@
                   <pic:spPr bwMode="auto">
                     <a:xfrm>
                       <a:off x="0" y="0"/>
-                      <a:ext cx="4572000" cy="3657600"/>
+                      <a:ext cx="5334000" cy="2592795"/>
                     </a:xfrm>
                     <a:prstGeom prst="rect">
                       <a:avLst/>
@@ -5467,7 +5479,7 @@
       </w:r>
     </w:p>
     <w:bookmarkEnd w:id="32"/>
-    <w:bookmarkStart w:id="68" w:name="acknowledgements"/>
+    <w:bookmarkStart w:id="72" w:name="acknowledgements"/>
     <w:p>
       <w:pPr>
         <w:pStyle w:val="Heading1"/>
@@ -5502,7 +5514,7 @@
         <w:t xml:space="preserve">mineralogy with industrial partners in Chilean mining geosciences.</w:t>
       </w:r>
     </w:p>
-    <w:bookmarkStart w:id="67" w:name="refs"/>
+    <w:bookmarkStart w:id="71" w:name="refs"/>
     <w:bookmarkStart w:id="34" w:name="ref-baumgardner1992indianpines"/>
     <w:p>
       <w:pPr>
@@ -5742,12 +5754,122 @@
       </w:r>
     </w:p>
     <w:bookmarkEnd w:id="38"/>
-    <w:bookmarkStart w:id="40" w:name="ref-rosis_pavia"/>
+    <w:bookmarkStart w:id="40" w:name="ref-hidsag2023figshare"/>
     <w:p>
       <w:pPr>
         <w:pStyle w:val="Bibliography"/>
       </w:pPr>
       <w:r>
+        <w:t xml:space="preserve">Ehrenfeld, Alejandro. 2023.</w:t>
+      </w:r>
+      <w:r>
+        <w:t xml:space="preserve"> </w:t>
+      </w:r>
+      <w:r>
+        <w:rPr>
+          <w:i/>
+          <w:iCs/>
+        </w:rPr>
+        <w:t xml:space="preserve">HIDSAG</w:t>
+      </w:r>
+      <w:r>
+        <w:rPr>
+          <w:i/>
+          <w:iCs/>
+        </w:rPr>
+        <w:t xml:space="preserve">: Hyperspectral Image Database for Supervised Analysis in Geometallurgy</w:t>
+      </w:r>
+      <w:r>
+        <w:t xml:space="preserve">. Figshare Collection,</w:t>
+      </w:r>
+      <w:r>
+        <w:t xml:space="preserve"> </w:t>
+      </w:r>
+      <w:hyperlink r:id="rId39">
+        <w:r>
+          <w:rPr>
+            <w:rStyle w:val="Hyperlink"/>
+          </w:rPr>
+          <w:t xml:space="preserve">https://doi.org/10.6084/m9.figshare.c.5983921.v1</w:t>
+        </w:r>
+      </w:hyperlink>
+      <w:r>
+        <w:t xml:space="preserve">; figshare.</w:t>
+      </w:r>
+      <w:r>
+        <w:t xml:space="preserve"> </w:t>
+      </w:r>
+      <w:hyperlink r:id="rId39">
+        <w:r>
+          <w:rPr>
+            <w:rStyle w:val="Hyperlink"/>
+          </w:rPr>
+          <w:t xml:space="preserve">https://doi.org/10.6084/m9.figshare.c.5983921.v1</w:t>
+        </w:r>
+      </w:hyperlink>
+      <w:r>
+        <w:t xml:space="preserve">.</w:t>
+      </w:r>
+    </w:p>
+    <w:bookmarkEnd w:id="40"/>
+    <w:bookmarkStart w:id="42" w:name="ref-hidsag2023"/>
+    <w:p>
+      <w:pPr>
+        <w:pStyle w:val="Bibliography"/>
+      </w:pPr>
+      <w:r>
+        <w:t xml:space="preserve">Ehrenfeld, Alejandro, Álvaro F. Egaña, Felipe Santibañez-Leal, et al. 2023.</w:t>
+      </w:r>
+      <w:r>
+        <w:t xml:space="preserve"> </w:t>
+      </w:r>
+      <w:r>
+        <w:t xml:space="preserve">“</w:t>
+      </w:r>
+      <w:r>
+        <w:t xml:space="preserve">HIDSAG</w:t>
+      </w:r>
+      <w:r>
+        <w:t xml:space="preserve">: Hyperspectral Image Database for Supervised Analysis in Geometallurgy.”</w:t>
+      </w:r>
+      <w:r>
+        <w:t xml:space="preserve"> </w:t>
+      </w:r>
+      <w:r>
+        <w:rPr>
+          <w:i/>
+          <w:iCs/>
+        </w:rPr>
+        <w:t xml:space="preserve">Scientific Data</w:t>
+      </w:r>
+      <w:r>
+        <w:t xml:space="preserve"> </w:t>
+      </w:r>
+      <w:r>
+        <w:t xml:space="preserve">10 (1): 164.</w:t>
+      </w:r>
+      <w:r>
+        <w:t xml:space="preserve"> </w:t>
+      </w:r>
+      <w:hyperlink r:id="rId41">
+        <w:r>
+          <w:rPr>
+            <w:rStyle w:val="Hyperlink"/>
+          </w:rPr>
+          <w:t xml:space="preserve">https://doi.org/10.1038/s41597-023-02061-x</w:t>
+        </w:r>
+      </w:hyperlink>
+      <w:r>
+        <w:t xml:space="preserve">.</w:t>
+      </w:r>
+    </w:p>
+    <w:bookmarkEnd w:id="42"/>
+    <w:bookmarkStart w:id="44" w:name="ref-rosis_pavia"/>
+    <w:p>
+      <w:pPr>
+        <w:pStyle w:val="Bibliography"/>
+      </w:pPr>
+      <w:r>
         <w:t xml:space="preserve">German Aerospace Center (DLR) ROSIS sensor. 2003.</w:t>
       </w:r>
       <w:r>
@@ -5808,7 +5930,7 @@
       <w:r>
         <w:t xml:space="preserve"> </w:t>
       </w:r>
-      <w:hyperlink r:id="rId39">
+      <w:hyperlink r:id="rId43">
         <w:r>
           <w:rPr>
             <w:rStyle w:val="Hyperlink"/>
@@ -5820,8 +5942,8 @@
         <w:t xml:space="preserve">.</w:t>
       </w:r>
     </w:p>
-    <w:bookmarkEnd w:id="40"/>
-    <w:bookmarkStart w:id="42" w:name="ref-griffiths2004finding"/>
+    <w:bookmarkEnd w:id="44"/>
+    <w:bookmarkStart w:id="46" w:name="ref-griffiths2004finding"/>
     <w:p>
       <w:pPr>
         <w:pStyle w:val="Bibliography"/>
@@ -5854,7 +5976,7 @@
       <w:r>
         <w:t xml:space="preserve"> </w:t>
       </w:r>
-      <w:hyperlink r:id="rId41">
+      <w:hyperlink r:id="rId45">
         <w:r>
           <w:rPr>
             <w:rStyle w:val="Hyperlink"/>
@@ -5866,8 +5988,8 @@
         <w:t xml:space="preserve">.</w:t>
       </w:r>
     </w:p>
-    <w:bookmarkEnd w:id="42"/>
-    <w:bookmarkStart w:id="44" w:name="ref-hoffman2010online"/>
+    <w:bookmarkEnd w:id="46"/>
+    <w:bookmarkStart w:id="48" w:name="ref-hoffman2010online"/>
     <w:p>
       <w:pPr>
         <w:pStyle w:val="Bibliography"/>
@@ -5919,7 +6041,7 @@
       <w:r>
         <w:t xml:space="preserve"> </w:t>
       </w:r>
-      <w:hyperlink r:id="rId43">
+      <w:hyperlink r:id="rId47">
         <w:r>
           <w:rPr>
             <w:rStyle w:val="Hyperlink"/>
@@ -5931,8 +6053,8 @@
         <w:t xml:space="preserve">.</w:t>
       </w:r>
     </w:p>
-    <w:bookmarkEnd w:id="44"/>
-    <w:bookmarkStart w:id="46" w:name="ref-hubert1985ari"/>
+    <w:bookmarkEnd w:id="48"/>
+    <w:bookmarkStart w:id="50" w:name="ref-hubert1985ari"/>
     <w:p>
       <w:pPr>
         <w:pStyle w:val="Bibliography"/>
@@ -5965,7 +6087,7 @@
       <w:r>
         <w:t xml:space="preserve"> </w:t>
       </w:r>
-      <w:hyperlink r:id="rId45">
+      <w:hyperlink r:id="rId49">
         <w:r>
           <w:rPr>
             <w:rStyle w:val="Hyperlink"/>
@@ -5977,8 +6099,8 @@
         <w:t xml:space="preserve">.</w:t>
       </w:r>
     </w:p>
-    <w:bookmarkEnd w:id="46"/>
-    <w:bookmarkStart w:id="48" w:name="ref-kuhn1955hungarian"/>
+    <w:bookmarkEnd w:id="50"/>
+    <w:bookmarkStart w:id="52" w:name="ref-kuhn1955hungarian"/>
     <w:p>
       <w:pPr>
         <w:pStyle w:val="Bibliography"/>
@@ -6023,7 +6145,7 @@
       <w:r>
         <w:t xml:space="preserve"> </w:t>
       </w:r>
-      <w:hyperlink r:id="rId47">
+      <w:hyperlink r:id="rId51">
         <w:r>
           <w:rPr>
             <w:rStyle w:val="Hyperlink"/>
@@ -6035,8 +6157,8 @@
         <w:t xml:space="preserve">.</w:t>
       </w:r>
     </w:p>
-    <w:bookmarkEnd w:id="48"/>
-    <w:bookmarkStart w:id="50" w:name="ref-liu2019hsilda"/>
+    <w:bookmarkEnd w:id="52"/>
+    <w:bookmarkStart w:id="54" w:name="ref-liu2019hsilda"/>
     <w:p>
       <w:pPr>
         <w:pStyle w:val="Bibliography"/>
@@ -6081,7 +6203,7 @@
       <w:r>
         <w:t xml:space="preserve"> </w:t>
       </w:r>
-      <w:hyperlink r:id="rId49">
+      <w:hyperlink r:id="rId53">
         <w:r>
           <w:rPr>
             <w:rStyle w:val="Hyperlink"/>
@@ -6093,8 +6215,8 @@
         <w:t xml:space="preserve">.</w:t>
       </w:r>
     </w:p>
-    <w:bookmarkEnd w:id="50"/>
-    <w:bookmarkStart w:id="52" w:name="ref-eo1_botswana"/>
+    <w:bookmarkEnd w:id="54"/>
+    <w:bookmarkStart w:id="56" w:name="ref-eo1_botswana"/>
     <w:p>
       <w:pPr>
         <w:pStyle w:val="Bibliography"/>
@@ -6160,7 +6282,7 @@
       <w:r>
         <w:t xml:space="preserve"> </w:t>
       </w:r>
-      <w:hyperlink r:id="rId51">
+      <w:hyperlink r:id="rId55">
         <w:r>
           <w:rPr>
             <w:rStyle w:val="Hyperlink"/>
@@ -6172,8 +6294,8 @@
         <w:t xml:space="preserve">.</w:t>
       </w:r>
     </w:p>
-    <w:bookmarkEnd w:id="52"/>
-    <w:bookmarkStart w:id="54" w:name="ref-aviris_ksc"/>
+    <w:bookmarkEnd w:id="56"/>
+    <w:bookmarkStart w:id="58" w:name="ref-aviris_ksc"/>
     <w:p>
       <w:pPr>
         <w:pStyle w:val="Bibliography"/>
@@ -6253,7 +6375,7 @@
       <w:r>
         <w:t xml:space="preserve"> </w:t>
       </w:r>
-      <w:hyperlink r:id="rId53">
+      <w:hyperlink r:id="rId57">
         <w:r>
           <w:rPr>
             <w:rStyle w:val="Hyperlink"/>
@@ -6265,8 +6387,8 @@
         <w:t xml:space="preserve">.</w:t>
       </w:r>
     </w:p>
-    <w:bookmarkEnd w:id="54"/>
-    <w:bookmarkStart w:id="56" w:name="ref-aviris_salinas"/>
+    <w:bookmarkEnd w:id="58"/>
+    <w:bookmarkStart w:id="60" w:name="ref-aviris_salinas"/>
     <w:p>
       <w:pPr>
         <w:pStyle w:val="Bibliography"/>
@@ -6332,7 +6454,7 @@
       <w:r>
         <w:t xml:space="preserve"> </w:t>
       </w:r>
-      <w:hyperlink r:id="rId55">
+      <w:hyperlink r:id="rId59">
         <w:r>
           <w:rPr>
             <w:rStyle w:val="Hyperlink"/>
@@ -6344,8 +6466,8 @@
         <w:t xml:space="preserve">.</w:t>
       </w:r>
     </w:p>
-    <w:bookmarkEnd w:id="56"/>
-    <w:bookmarkStart w:id="58" w:name="ref-pedregosa2011scikit"/>
+    <w:bookmarkEnd w:id="60"/>
+    <w:bookmarkStart w:id="62" w:name="ref-pedregosa2011scikit"/>
     <w:p>
       <w:pPr>
         <w:pStyle w:val="Bibliography"/>
@@ -6387,7 +6509,7 @@
       <w:r>
         <w:t xml:space="preserve"> </w:t>
       </w:r>
-      <w:hyperlink r:id="rId57">
+      <w:hyperlink r:id="rId61">
         <w:r>
           <w:rPr>
             <w:rStyle w:val="Hyperlink"/>
@@ -6399,8 +6521,8 @@
         <w:t xml:space="preserve">.</w:t>
       </w:r>
     </w:p>
-    <w:bookmarkEnd w:id="58"/>
-    <w:bookmarkStart w:id="60" w:name="ref-plaza2009recent"/>
+    <w:bookmarkEnd w:id="62"/>
+    <w:bookmarkStart w:id="64" w:name="ref-plaza2009recent"/>
     <w:p>
       <w:pPr>
         <w:pStyle w:val="Bibliography"/>
@@ -6433,7 +6555,7 @@
       <w:r>
         <w:t xml:space="preserve"> </w:t>
       </w:r>
-      <w:hyperlink r:id="rId59">
+      <w:hyperlink r:id="rId63">
         <w:r>
           <w:rPr>
             <w:rStyle w:val="Hyperlink"/>
@@ -6445,8 +6567,8 @@
         <w:t xml:space="preserve">.</w:t>
       </w:r>
     </w:p>
-    <w:bookmarkEnd w:id="60"/>
-    <w:bookmarkStart w:id="62" w:name="ref-scipy_assignment"/>
+    <w:bookmarkEnd w:id="64"/>
+    <w:bookmarkStart w:id="66" w:name="ref-scipy_assignment"/>
     <w:p>
       <w:pPr>
         <w:pStyle w:val="Bibliography"/>
@@ -6513,7 +6635,7 @@
       <w:r>
         <w:t xml:space="preserve"> </w:t>
       </w:r>
-      <w:hyperlink r:id="rId61">
+      <w:hyperlink r:id="rId65">
         <w:r>
           <w:rPr>
             <w:rStyle w:val="Hyperlink"/>
@@ -6525,8 +6647,8 @@
         <w:t xml:space="preserve">.</w:t>
       </w:r>
     </w:p>
-    <w:bookmarkEnd w:id="62"/>
-    <w:bookmarkStart w:id="64" w:name="ref-vinh2010information"/>
+    <w:bookmarkEnd w:id="66"/>
+    <w:bookmarkStart w:id="68" w:name="ref-vinh2010information"/>
     <w:p>
       <w:pPr>
         <w:pStyle w:val="Bibliography"/>
@@ -6559,7 +6681,7 @@
       <w:r>
         <w:t xml:space="preserve"> </w:t>
       </w:r>
-      <w:hyperlink r:id="rId63">
+      <w:hyperlink r:id="rId67">
         <w:r>
           <w:rPr>
             <w:rStyle w:val="Hyperlink"/>
@@ -6571,8 +6693,8 @@
         <w:t xml:space="preserve">.</w:t>
       </w:r>
     </w:p>
-    <w:bookmarkEnd w:id="64"/>
-    <w:bookmarkStart w:id="66" w:name="ref-zou2017pmlda"/>
+    <w:bookmarkEnd w:id="68"/>
+    <w:bookmarkStart w:id="70" w:name="ref-zou2017pmlda"/>
     <w:p>
       <w:pPr>
         <w:pStyle w:val="Bibliography"/>
@@ -6617,7 +6739,7 @@
       <w:r>
         <w:t xml:space="preserve"> </w:t>
       </w:r>
-      <w:hyperlink r:id="rId65">
+      <w:hyperlink r:id="rId69">
         <w:r>
           <w:rPr>
             <w:rStyle w:val="Hyperlink"/>
@@ -6629,9 +6751,9 @@
         <w:t xml:space="preserve">.</w:t>
       </w:r>
     </w:p>
-    <w:bookmarkEnd w:id="66"/>
-    <w:bookmarkEnd w:id="67"/>
-    <w:bookmarkEnd w:id="68"/>
+    <w:bookmarkEnd w:id="70"/>
+    <w:bookmarkEnd w:id="71"/>
+    <w:bookmarkEnd w:id="72"/>
     <w:sectPr>
       <w:footnotePr>
         <w:numRestart w:val="eachSect"/>

--- a/conference/word/main.docx
+++ b/conference/word/main.docx
@@ -5479,7 +5479,7 @@
       </w:r>
     </w:p>
     <w:bookmarkEnd w:id="32"/>
-    <w:bookmarkStart w:id="72" w:name="acknowledgements"/>
+    <w:bookmarkStart w:id="33" w:name="acknowledgements"/>
     <w:p>
       <w:pPr>
         <w:pStyle w:val="Heading1"/>
@@ -5514,8 +5514,83 @@
         <w:t xml:space="preserve">mineralogy with industrial partners in Chilean mining geosciences.</w:t>
       </w:r>
     </w:p>
-    <w:bookmarkStart w:id="71" w:name="refs"/>
-    <w:bookmarkStart w:id="34" w:name="ref-baumgardner1992indianpines"/>
+    <w:bookmarkEnd w:id="33"/>
+    <w:bookmarkStart w:id="74" w:name="conflict-of-interest"/>
+    <w:p>
+      <w:pPr>
+        <w:pStyle w:val="Heading1"/>
+      </w:pPr>
+      <w:r>
+        <w:t xml:space="preserve">Conflict of Interest</w:t>
+      </w:r>
+    </w:p>
+    <w:p>
+      <w:pPr>
+        <w:pStyle w:val="FirstParagraph"/>
+      </w:pPr>
+      <w:r>
+        <w:t xml:space="preserve">The author is a co-author of the HIDSAG dataset descriptor</w:t>
+      </w:r>
+      <w:r>
+        <w:t xml:space="preserve"> </w:t>
+      </w:r>
+      <w:r>
+        <w:t xml:space="preserve">publication </w:t>
+      </w:r>
+      <w:r>
+        <w:t xml:space="preserve">(Ehrenfeld et al. 2023)</w:t>
+      </w:r>
+      <w:r>
+        <w:t xml:space="preserve"> </w:t>
+      </w:r>
+      <w:r>
+        <w:t xml:space="preserve">and the accompanying data</w:t>
+      </w:r>
+      <w:r>
+        <w:t xml:space="preserve"> </w:t>
+      </w:r>
+      <w:r>
+        <w:t xml:space="preserve">release </w:t>
+      </w:r>
+      <w:r>
+        <w:t xml:space="preserve">(Ehrenfeld 2023)</w:t>
+      </w:r>
+      <w:r>
+        <w:t xml:space="preserve">. The present manuscript is</w:t>
+      </w:r>
+      <w:r>
+        <w:t xml:space="preserve"> </w:t>
+      </w:r>
+      <w:r>
+        <w:t xml:space="preserve">methodologically distinct: it proposes a band-mask robustness</w:t>
+      </w:r>
+      <w:r>
+        <w:t xml:space="preserve"> </w:t>
+      </w:r>
+      <w:r>
+        <w:t xml:space="preserve">diagnostic for LDA on HSI and applies it, among other benchmarks,</w:t>
+      </w:r>
+      <w:r>
+        <w:t xml:space="preserve"> </w:t>
+      </w:r>
+      <w:r>
+        <w:t xml:space="preserve">to the HIDSAG mineralogical subsets. HIDSAG is cited as a data</w:t>
+      </w:r>
+      <w:r>
+        <w:t xml:space="preserve"> </w:t>
+      </w:r>
+      <w:r>
+        <w:t xml:space="preserve">source, not as a methodological contribution of this work. The</w:t>
+      </w:r>
+      <w:r>
+        <w:t xml:space="preserve"> </w:t>
+      </w:r>
+      <w:r>
+        <w:t xml:space="preserve">author declares no other conflict of interest.</w:t>
+      </w:r>
+    </w:p>
+    <w:bookmarkStart w:id="73" w:name="refs"/>
+    <w:bookmarkStart w:id="35" w:name="ref-baumgardner1992indianpines"/>
     <w:p>
       <w:pPr>
         <w:pStyle w:val="Bibliography"/>
@@ -5637,7 +5712,7 @@
       <w:r>
         <w:t xml:space="preserve"> </w:t>
       </w:r>
-      <w:hyperlink r:id="rId33">
+      <w:hyperlink r:id="rId34">
         <w:r>
           <w:rPr>
             <w:rStyle w:val="Hyperlink"/>
@@ -5649,8 +5724,8 @@
         <w:t xml:space="preserve">.</w:t>
       </w:r>
     </w:p>
-    <w:bookmarkEnd w:id="34"/>
-    <w:bookmarkStart w:id="36" w:name="ref-bioucasdias2012unmixing"/>
+    <w:bookmarkEnd w:id="35"/>
+    <w:bookmarkStart w:id="37" w:name="ref-bioucasdias2012unmixing"/>
     <w:p>
       <w:pPr>
         <w:pStyle w:val="Bibliography"/>
@@ -5683,7 +5758,7 @@
       <w:r>
         <w:t xml:space="preserve"> </w:t>
       </w:r>
-      <w:hyperlink r:id="rId35">
+      <w:hyperlink r:id="rId36">
         <w:r>
           <w:rPr>
             <w:rStyle w:val="Hyperlink"/>
@@ -5695,8 +5770,8 @@
         <w:t xml:space="preserve">.</w:t>
       </w:r>
     </w:p>
-    <w:bookmarkEnd w:id="36"/>
-    <w:bookmarkStart w:id="38" w:name="ref-blei2003lda"/>
+    <w:bookmarkEnd w:id="37"/>
+    <w:bookmarkStart w:id="39" w:name="ref-blei2003lda"/>
     <w:p>
       <w:pPr>
         <w:pStyle w:val="Bibliography"/>
@@ -5741,7 +5816,7 @@
       <w:r>
         <w:t xml:space="preserve"> </w:t>
       </w:r>
-      <w:hyperlink r:id="rId37">
+      <w:hyperlink r:id="rId38">
         <w:r>
           <w:rPr>
             <w:rStyle w:val="Hyperlink"/>
@@ -5753,8 +5828,8 @@
         <w:t xml:space="preserve">.</w:t>
       </w:r>
     </w:p>
-    <w:bookmarkEnd w:id="38"/>
-    <w:bookmarkStart w:id="40" w:name="ref-hidsag2023figshare"/>
+    <w:bookmarkEnd w:id="39"/>
+    <w:bookmarkStart w:id="41" w:name="ref-hidsag2023figshare"/>
     <w:p>
       <w:pPr>
         <w:pStyle w:val="Bibliography"/>
@@ -5785,7 +5860,7 @@
       <w:r>
         <w:t xml:space="preserve"> </w:t>
       </w:r>
-      <w:hyperlink r:id="rId39">
+      <w:hyperlink r:id="rId40">
         <w:r>
           <w:rPr>
             <w:rStyle w:val="Hyperlink"/>
@@ -5799,7 +5874,7 @@
       <w:r>
         <w:t xml:space="preserve"> </w:t>
       </w:r>
-      <w:hyperlink r:id="rId39">
+      <w:hyperlink r:id="rId40">
         <w:r>
           <w:rPr>
             <w:rStyle w:val="Hyperlink"/>
@@ -5811,8 +5886,8 @@
         <w:t xml:space="preserve">.</w:t>
       </w:r>
     </w:p>
-    <w:bookmarkEnd w:id="40"/>
-    <w:bookmarkStart w:id="42" w:name="ref-hidsag2023"/>
+    <w:bookmarkEnd w:id="41"/>
+    <w:bookmarkStart w:id="43" w:name="ref-hidsag2023"/>
     <w:p>
       <w:pPr>
         <w:pStyle w:val="Bibliography"/>
@@ -5851,7 +5926,7 @@
       <w:r>
         <w:t xml:space="preserve"> </w:t>
       </w:r>
-      <w:hyperlink r:id="rId41">
+      <w:hyperlink r:id="rId42">
         <w:r>
           <w:rPr>
             <w:rStyle w:val="Hyperlink"/>
@@ -5863,8 +5938,8 @@
         <w:t xml:space="preserve">.</w:t>
       </w:r>
     </w:p>
-    <w:bookmarkEnd w:id="42"/>
-    <w:bookmarkStart w:id="44" w:name="ref-rosis_pavia"/>
+    <w:bookmarkEnd w:id="43"/>
+    <w:bookmarkStart w:id="46" w:name="ref-rosis_pavia"/>
     <w:p>
       <w:pPr>
         <w:pStyle w:val="Bibliography"/>
@@ -5930,7 +6005,7 @@
       <w:r>
         <w:t xml:space="preserve"> </w:t>
       </w:r>
-      <w:hyperlink r:id="rId43">
+      <w:hyperlink r:id="rId44">
         <w:r>
           <w:rPr>
             <w:rStyle w:val="Hyperlink"/>
@@ -5941,9 +6016,23 @@
       <w:r>
         <w:t xml:space="preserve">.</w:t>
       </w:r>
-    </w:p>
-    <w:bookmarkEnd w:id="44"/>
-    <w:bookmarkStart w:id="46" w:name="ref-griffiths2004finding"/>
+      <w:r>
+        <w:t xml:space="preserve"> </w:t>
+      </w:r>
+      <w:hyperlink r:id="rId45">
+        <w:r>
+          <w:rPr>
+            <w:rStyle w:val="Hyperlink"/>
+          </w:rPr>
+          <w:t xml:space="preserve">https://www.ehu.eus/ccwintco/index.php/Hyperspectral_Remote_Sensing_Scenes#Pavia_University_scene</w:t>
+        </w:r>
+      </w:hyperlink>
+      <w:r>
+        <w:t xml:space="preserve">.</w:t>
+      </w:r>
+    </w:p>
+    <w:bookmarkEnd w:id="46"/>
+    <w:bookmarkStart w:id="48" w:name="ref-griffiths2004finding"/>
     <w:p>
       <w:pPr>
         <w:pStyle w:val="Bibliography"/>
@@ -5976,7 +6065,7 @@
       <w:r>
         <w:t xml:space="preserve"> </w:t>
       </w:r>
-      <w:hyperlink r:id="rId45">
+      <w:hyperlink r:id="rId47">
         <w:r>
           <w:rPr>
             <w:rStyle w:val="Hyperlink"/>
@@ -5988,8 +6077,8 @@
         <w:t xml:space="preserve">.</w:t>
       </w:r>
     </w:p>
-    <w:bookmarkEnd w:id="46"/>
-    <w:bookmarkStart w:id="48" w:name="ref-hoffman2010online"/>
+    <w:bookmarkEnd w:id="48"/>
+    <w:bookmarkStart w:id="50" w:name="ref-hoffman2010online"/>
     <w:p>
       <w:pPr>
         <w:pStyle w:val="Bibliography"/>
@@ -6041,7 +6130,7 @@
       <w:r>
         <w:t xml:space="preserve"> </w:t>
       </w:r>
-      <w:hyperlink r:id="rId47">
+      <w:hyperlink r:id="rId49">
         <w:r>
           <w:rPr>
             <w:rStyle w:val="Hyperlink"/>
@@ -6053,8 +6142,8 @@
         <w:t xml:space="preserve">.</w:t>
       </w:r>
     </w:p>
-    <w:bookmarkEnd w:id="48"/>
-    <w:bookmarkStart w:id="50" w:name="ref-hubert1985ari"/>
+    <w:bookmarkEnd w:id="50"/>
+    <w:bookmarkStart w:id="52" w:name="ref-hubert1985ari"/>
     <w:p>
       <w:pPr>
         <w:pStyle w:val="Bibliography"/>
@@ -6087,7 +6176,7 @@
       <w:r>
         <w:t xml:space="preserve"> </w:t>
       </w:r>
-      <w:hyperlink r:id="rId49">
+      <w:hyperlink r:id="rId51">
         <w:r>
           <w:rPr>
             <w:rStyle w:val="Hyperlink"/>
@@ -6099,8 +6188,8 @@
         <w:t xml:space="preserve">.</w:t>
       </w:r>
     </w:p>
-    <w:bookmarkEnd w:id="50"/>
-    <w:bookmarkStart w:id="52" w:name="ref-kuhn1955hungarian"/>
+    <w:bookmarkEnd w:id="52"/>
+    <w:bookmarkStart w:id="54" w:name="ref-kuhn1955hungarian"/>
     <w:p>
       <w:pPr>
         <w:pStyle w:val="Bibliography"/>
@@ -6145,7 +6234,7 @@
       <w:r>
         <w:t xml:space="preserve"> </w:t>
       </w:r>
-      <w:hyperlink r:id="rId51">
+      <w:hyperlink r:id="rId53">
         <w:r>
           <w:rPr>
             <w:rStyle w:val="Hyperlink"/>
@@ -6157,8 +6246,8 @@
         <w:t xml:space="preserve">.</w:t>
       </w:r>
     </w:p>
-    <w:bookmarkEnd w:id="52"/>
-    <w:bookmarkStart w:id="54" w:name="ref-liu2019hsilda"/>
+    <w:bookmarkEnd w:id="54"/>
+    <w:bookmarkStart w:id="56" w:name="ref-liu2019hsilda"/>
     <w:p>
       <w:pPr>
         <w:pStyle w:val="Bibliography"/>
@@ -6203,7 +6292,7 @@
       <w:r>
         <w:t xml:space="preserve"> </w:t>
       </w:r>
-      <w:hyperlink r:id="rId53">
+      <w:hyperlink r:id="rId55">
         <w:r>
           <w:rPr>
             <w:rStyle w:val="Hyperlink"/>
@@ -6215,8 +6304,8 @@
         <w:t xml:space="preserve">.</w:t>
       </w:r>
     </w:p>
-    <w:bookmarkEnd w:id="54"/>
-    <w:bookmarkStart w:id="56" w:name="ref-eo1_botswana"/>
+    <w:bookmarkEnd w:id="56"/>
+    <w:bookmarkStart w:id="58" w:name="ref-eo1_botswana"/>
     <w:p>
       <w:pPr>
         <w:pStyle w:val="Bibliography"/>
@@ -6282,7 +6371,7 @@
       <w:r>
         <w:t xml:space="preserve"> </w:t>
       </w:r>
-      <w:hyperlink r:id="rId55">
+      <w:hyperlink r:id="rId57">
         <w:r>
           <w:rPr>
             <w:rStyle w:val="Hyperlink"/>
@@ -6293,9 +6382,23 @@
       <w:r>
         <w:t xml:space="preserve">.</w:t>
       </w:r>
-    </w:p>
-    <w:bookmarkEnd w:id="56"/>
-    <w:bookmarkStart w:id="58" w:name="ref-aviris_ksc"/>
+      <w:r>
+        <w:t xml:space="preserve"> </w:t>
+      </w:r>
+      <w:hyperlink r:id="rId57">
+        <w:r>
+          <w:rPr>
+            <w:rStyle w:val="Hyperlink"/>
+          </w:rPr>
+          <w:t xml:space="preserve">https://www.ehu.eus/ccwintco/index.php/Hyperspectral_Remote_Sensing_Scenes#Botswana</w:t>
+        </w:r>
+      </w:hyperlink>
+      <w:r>
+        <w:t xml:space="preserve">.</w:t>
+      </w:r>
+    </w:p>
+    <w:bookmarkEnd w:id="58"/>
+    <w:bookmarkStart w:id="60" w:name="ref-aviris_ksc"/>
     <w:p>
       <w:pPr>
         <w:pStyle w:val="Bibliography"/>
@@ -6375,7 +6478,7 @@
       <w:r>
         <w:t xml:space="preserve"> </w:t>
       </w:r>
-      <w:hyperlink r:id="rId57">
+      <w:hyperlink r:id="rId59">
         <w:r>
           <w:rPr>
             <w:rStyle w:val="Hyperlink"/>
@@ -6386,9 +6489,23 @@
       <w:r>
         <w:t xml:space="preserve">.</w:t>
       </w:r>
-    </w:p>
-    <w:bookmarkEnd w:id="58"/>
-    <w:bookmarkStart w:id="60" w:name="ref-aviris_salinas"/>
+      <w:r>
+        <w:t xml:space="preserve"> </w:t>
+      </w:r>
+      <w:hyperlink r:id="rId59">
+        <w:r>
+          <w:rPr>
+            <w:rStyle w:val="Hyperlink"/>
+          </w:rPr>
+          <w:t xml:space="preserve">https://www.ehu.eus/ccwintco/index.php/Hyperspectral_Remote_Sensing_Scenes#Kennedy_Space_Center_.28KSC.29</w:t>
+        </w:r>
+      </w:hyperlink>
+      <w:r>
+        <w:t xml:space="preserve">.</w:t>
+      </w:r>
+    </w:p>
+    <w:bookmarkEnd w:id="60"/>
+    <w:bookmarkStart w:id="62" w:name="ref-aviris_salinas"/>
     <w:p>
       <w:pPr>
         <w:pStyle w:val="Bibliography"/>
@@ -6454,7 +6571,7 @@
       <w:r>
         <w:t xml:space="preserve"> </w:t>
       </w:r>
-      <w:hyperlink r:id="rId59">
+      <w:hyperlink r:id="rId61">
         <w:r>
           <w:rPr>
             <w:rStyle w:val="Hyperlink"/>
@@ -6465,9 +6582,23 @@
       <w:r>
         <w:t xml:space="preserve">.</w:t>
       </w:r>
-    </w:p>
-    <w:bookmarkEnd w:id="60"/>
-    <w:bookmarkStart w:id="62" w:name="ref-pedregosa2011scikit"/>
+      <w:r>
+        <w:t xml:space="preserve"> </w:t>
+      </w:r>
+      <w:hyperlink r:id="rId61">
+        <w:r>
+          <w:rPr>
+            <w:rStyle w:val="Hyperlink"/>
+          </w:rPr>
+          <w:t xml:space="preserve">https://www.ehu.eus/ccwintco/index.php/Hyperspectral_Remote_Sensing_Scenes#Salinas_scene</w:t>
+        </w:r>
+      </w:hyperlink>
+      <w:r>
+        <w:t xml:space="preserve">.</w:t>
+      </w:r>
+    </w:p>
+    <w:bookmarkEnd w:id="62"/>
+    <w:bookmarkStart w:id="64" w:name="ref-pedregosa2011scikit"/>
     <w:p>
       <w:pPr>
         <w:pStyle w:val="Bibliography"/>
@@ -6509,7 +6640,7 @@
       <w:r>
         <w:t xml:space="preserve"> </w:t>
       </w:r>
-      <w:hyperlink r:id="rId61">
+      <w:hyperlink r:id="rId63">
         <w:r>
           <w:rPr>
             <w:rStyle w:val="Hyperlink"/>
@@ -6521,8 +6652,8 @@
         <w:t xml:space="preserve">.</w:t>
       </w:r>
     </w:p>
-    <w:bookmarkEnd w:id="62"/>
-    <w:bookmarkStart w:id="64" w:name="ref-plaza2009recent"/>
+    <w:bookmarkEnd w:id="64"/>
+    <w:bookmarkStart w:id="66" w:name="ref-plaza2009recent"/>
     <w:p>
       <w:pPr>
         <w:pStyle w:val="Bibliography"/>
@@ -6555,7 +6686,7 @@
       <w:r>
         <w:t xml:space="preserve"> </w:t>
       </w:r>
-      <w:hyperlink r:id="rId63">
+      <w:hyperlink r:id="rId65">
         <w:r>
           <w:rPr>
             <w:rStyle w:val="Hyperlink"/>
@@ -6567,8 +6698,8 @@
         <w:t xml:space="preserve">.</w:t>
       </w:r>
     </w:p>
-    <w:bookmarkEnd w:id="64"/>
-    <w:bookmarkStart w:id="66" w:name="ref-scipy_assignment"/>
+    <w:bookmarkEnd w:id="66"/>
+    <w:bookmarkStart w:id="68" w:name="ref-scipy_assignment"/>
     <w:p>
       <w:pPr>
         <w:pStyle w:val="Bibliography"/>
@@ -6635,7 +6766,7 @@
       <w:r>
         <w:t xml:space="preserve"> </w:t>
       </w:r>
-      <w:hyperlink r:id="rId65">
+      <w:hyperlink r:id="rId67">
         <w:r>
           <w:rPr>
             <w:rStyle w:val="Hyperlink"/>
@@ -6647,8 +6778,8 @@
         <w:t xml:space="preserve">.</w:t>
       </w:r>
     </w:p>
-    <w:bookmarkEnd w:id="66"/>
-    <w:bookmarkStart w:id="68" w:name="ref-vinh2010information"/>
+    <w:bookmarkEnd w:id="68"/>
+    <w:bookmarkStart w:id="70" w:name="ref-vinh2010information"/>
     <w:p>
       <w:pPr>
         <w:pStyle w:val="Bibliography"/>
@@ -6681,7 +6812,7 @@
       <w:r>
         <w:t xml:space="preserve"> </w:t>
       </w:r>
-      <w:hyperlink r:id="rId67">
+      <w:hyperlink r:id="rId69">
         <w:r>
           <w:rPr>
             <w:rStyle w:val="Hyperlink"/>
@@ -6693,8 +6824,8 @@
         <w:t xml:space="preserve">.</w:t>
       </w:r>
     </w:p>
-    <w:bookmarkEnd w:id="68"/>
-    <w:bookmarkStart w:id="70" w:name="ref-zou2017pmlda"/>
+    <w:bookmarkEnd w:id="70"/>
+    <w:bookmarkStart w:id="72" w:name="ref-zou2017pmlda"/>
     <w:p>
       <w:pPr>
         <w:pStyle w:val="Bibliography"/>
@@ -6739,7 +6870,7 @@
       <w:r>
         <w:t xml:space="preserve"> </w:t>
       </w:r>
-      <w:hyperlink r:id="rId69">
+      <w:hyperlink r:id="rId71">
         <w:r>
           <w:rPr>
             <w:rStyle w:val="Hyperlink"/>
@@ -6751,9 +6882,9 @@
         <w:t xml:space="preserve">.</w:t>
       </w:r>
     </w:p>
-    <w:bookmarkEnd w:id="70"/>
-    <w:bookmarkEnd w:id="71"/>
     <w:bookmarkEnd w:id="72"/>
+    <w:bookmarkEnd w:id="73"/>
+    <w:bookmarkEnd w:id="74"/>
     <w:sectPr>
       <w:footnotePr>
         <w:numRestart w:val="eachSect"/>
